--- a/docs/regulatory/BOG_PAYMENT_WALLET_LEDGER_SUBMISSION.docx
+++ b/docs/regulatory/BOG_PAYMENT_WALLET_LEDGER_SUBMISSION.docx
@@ -42,7 +42,7 @@
       </w:r>
       <w:r>
         <w:rPr/>
-        <w:t xml:space="preserve"> DRAFT v0.2 for AshantiHub internal review. Not yet submitted. Aligned 2026-10-16 with </w:t>
+        <w:t xml:space="preserve"> DRAFT v0.3 for AshantiHub internal review. Not yet submitted. Aligned 2026-10-16 with </w:t>
       </w:r>
       <w:r>
         <w:rPr>
@@ -52,7 +52,7 @@
       </w:r>
       <w:r>
         <w:rPr/>
-        <w:t xml:space="preserve"> (the wallet spec). </w:t>
+        <w:t xml:space="preserve"> (the wallet spec) and the merged wallet code (Stages 1 to 3, including withdrawals and reconciliation). </w:t>
       </w:r>
       <w:r>
         <w:rPr>
@@ -915,7 +915,117 @@
       </w:r>
       <w:r>
         <w:rPr/>
-        <w:t xml:space="preserve"> (on simulated rails): </w:t>
+        <w:t xml:space="preserve"> (on simulated rails):</w:t>
+      </w:r>
+    </w:p>
+    <w:p>
+      <w:pPr>
+        <w:pStyle w:val="BodyText"/>
+        <w:numPr>
+          <w:ilvl w:val="1"/>
+          <w:numId w:val="2"/>
+        </w:numPr>
+        <w:tabs>
+          <w:tab w:val="clear" w:pos="1134"/>
+          <w:tab w:val="left" w:pos="1418" w:leader="none"/>
+        </w:tabs>
+        <w:bidi w:val="0"/>
+        <w:spacing w:before="0" w:after="0"/>
+        <w:ind w:hanging="283" w:left="1418"/>
+        <w:jc w:val="left"/>
+        <w:rPr/>
+      </w:pPr>
+      <w:r>
+        <w:rPr/>
+        <w:t xml:space="preserve">the double-entry ledger and the fee engine, with governed settings and fee snapshots on each paid order; </w:t>
+      </w:r>
+    </w:p>
+    <w:p>
+      <w:pPr>
+        <w:pStyle w:val="BodyText"/>
+        <w:numPr>
+          <w:ilvl w:val="1"/>
+          <w:numId w:val="2"/>
+        </w:numPr>
+        <w:tabs>
+          <w:tab w:val="clear" w:pos="1134"/>
+          <w:tab w:val="left" w:pos="1418" w:leader="none"/>
+        </w:tabs>
+        <w:bidi w:val="0"/>
+        <w:spacing w:before="0" w:after="0"/>
+        <w:ind w:hanging="283" w:left="1418"/>
+        <w:jc w:val="left"/>
+        <w:rPr/>
+      </w:pPr>
+      <w:r>
+        <w:rPr/>
+        <w:t xml:space="preserve">mandatory one-time-password (OTP) security, step-up tokens for sensitive actions, optional authenticator-app 2FA, and staff-assisted account recovery; </w:t>
+      </w:r>
+    </w:p>
+    <w:p>
+      <w:pPr>
+        <w:pStyle w:val="BodyText"/>
+        <w:numPr>
+          <w:ilvl w:val="1"/>
+          <w:numId w:val="2"/>
+        </w:numPr>
+        <w:tabs>
+          <w:tab w:val="clear" w:pos="1134"/>
+          <w:tab w:val="left" w:pos="1418" w:leader="none"/>
+        </w:tabs>
+        <w:bidi w:val="0"/>
+        <w:spacing w:before="0" w:after="0"/>
+        <w:ind w:hanging="283" w:left="1418"/>
+        <w:jc w:val="left"/>
+        <w:rPr/>
+      </w:pPr>
+      <w:r>
+        <w:rPr/>
+        <w:t xml:space="preserve">customer and vendor wallets, payments and refunds, including the refund-after-release path; </w:t>
+      </w:r>
+    </w:p>
+    <w:p>
+      <w:pPr>
+        <w:pStyle w:val="BodyText"/>
+        <w:numPr>
+          <w:ilvl w:val="1"/>
+          <w:numId w:val="2"/>
+        </w:numPr>
+        <w:tabs>
+          <w:tab w:val="clear" w:pos="1134"/>
+          <w:tab w:val="left" w:pos="1418" w:leader="none"/>
+        </w:tabs>
+        <w:bidi w:val="0"/>
+        <w:spacing w:before="0" w:after="0"/>
+        <w:ind w:hanging="283" w:left="1418"/>
+        <w:jc w:val="left"/>
+        <w:rPr/>
+      </w:pPr>
+      <w:r>
+        <w:rPr/>
+        <w:t xml:space="preserve">payout destinations (name matching, OTP confirmation, cooling period) and withdrawals, with per-withdrawal and daily limits; </w:t>
+      </w:r>
+    </w:p>
+    <w:p>
+      <w:pPr>
+        <w:pStyle w:val="BodyText"/>
+        <w:numPr>
+          <w:ilvl w:val="1"/>
+          <w:numId w:val="2"/>
+        </w:numPr>
+        <w:tabs>
+          <w:tab w:val="clear" w:pos="1134"/>
+          <w:tab w:val="left" w:pos="1418" w:leader="none"/>
+        </w:tabs>
+        <w:bidi w:val="0"/>
+        <w:spacing w:before="0" w:after="0"/>
+        <w:ind w:hanging="283" w:left="1418"/>
+        <w:jc w:val="left"/>
+        <w:rPr/>
+      </w:pPr>
+      <w:r>
+        <w:rPr/>
+        <w:t xml:space="preserve">nightly reconciliation of the ledger against the Provider's statement. </w:t>
       </w:r>
     </w:p>
     <w:p>
@@ -936,8 +1046,14 @@
         <w:rPr/>
       </w:pPr>
       <w:r>
-        <w:rPr/>
-        <w:t xml:space="preserve">the double-entry ledger and the fee engine, with governed settings and fee snapshots on each paid order; </w:t>
+        <w:rPr>
+          <w:rStyle w:val="Strong"/>
+        </w:rPr>
+        <w:t>Merged into our main development branch, not deployed to production.</w:t>
+      </w:r>
+      <w:r>
+        <w:rPr/>
+        <w:t xml:space="preserve"> Everything above is built and reviewed but has never handled real money. </w:t>
       </w:r>
     </w:p>
     <w:p>
@@ -958,8 +1074,14 @@
         <w:rPr/>
       </w:pPr>
       <w:r>
-        <w:rPr/>
-        <w:t xml:space="preserve">mandatory one-time-password (OTP) security, step-up tokens for sensitive actions, optional authenticator-app 2FA, and staff-assisted account recovery; </w:t>
+        <w:rPr>
+          <w:rStyle w:val="Strong"/>
+        </w:rPr>
+        <w:t>Not built:</w:t>
+      </w:r>
+      <w:r>
+        <w:rPr/>
+        <w:t xml:space="preserve"> vendor SMS and statement pages, the third-party rider wallet and daily commission, the multi-seller catalogue, and the live payment-provider switch. </w:t>
       </w:r>
     </w:p>
     <w:p>
@@ -980,8 +1102,24 @@
         <w:rPr/>
       </w:pPr>
       <w:r>
-        <w:rPr/>
-        <w:t xml:space="preserve">customer and vendor wallets, payments and refunds, including the refund-after-release path. </w:t>
+        <w:rPr>
+          <w:rStyle w:val="Strong"/>
+        </w:rPr>
+        <w:t>Ledger coverage:</w:t>
+      </w:r>
+      <w:r>
+        <w:rPr/>
+        <w:t xml:space="preserve"> the ledger currently records </w:t>
+      </w:r>
+      <w:r>
+        <w:rPr>
+          <w:rStyle w:val="Strong"/>
+        </w:rPr>
+        <w:t>product orders only</w:t>
+      </w:r>
+      <w:r>
+        <w:rPr/>
+        <w:t xml:space="preserve">. Services, events and stays follow the same release model (Section 5.3) but are not yet ledger-backed. </w:t>
       </w:r>
     </w:p>
     <w:p>
@@ -1005,11 +1143,31 @@
         <w:rPr>
           <w:rStyle w:val="Strong"/>
         </w:rPr>
-        <w:t>In development, not merged:</w:t>
-      </w:r>
-      <w:r>
-        <w:rPr/>
-        <w:t xml:space="preserve"> withdrawals and payout destinations (name matching, OTP confirmation, cooling period, limits). </w:t>
+        <w:t>Provider integration:</w:t>
+      </w:r>
+      <w:r>
+        <w:rPr/>
+        <w:t xml:space="preserve"> an integration with a hosted-checkout payment provider exists in code, </w:t>
+      </w:r>
+      <w:r>
+        <w:rPr>
+          <w:rStyle w:val="Strong"/>
+        </w:rPr>
+        <w:t>has never been run against a live or sandbox provider account</w:t>
+      </w:r>
+      <w:r>
+        <w:rPr/>
+        <w:t xml:space="preserve"> [[confirm still true at submission]], and is switched off. The live connection for </w:t>
+      </w:r>
+      <w:r>
+        <w:rPr>
+          <w:rStyle w:val="Strong"/>
+        </w:rPr>
+        <w:t>payouts, withdrawal status, account-name lookup and the statement is not yet built</w:t>
+      </w:r>
+      <w:r>
+        <w:rPr/>
+        <w:t xml:space="preserve">: on live rails, adding a payout account or withdrawing would answer "unavailable", and reconciliation would have no statement to compare. These are built and tested only on simulated rails. The integration will not be enabled without Provider credentials and, we understand, BOG clearance. </w:t>
       </w:r>
     </w:p>
     <w:p>
@@ -1033,87 +1191,21 @@
         <w:rPr>
           <w:rStyle w:val="Strong"/>
         </w:rPr>
-        <w:t>Not built:</w:t>
-      </w:r>
-      <w:r>
-        <w:rPr/>
-        <w:t xml:space="preserve"> vendor SMS and statement pages, the third-party rider wallet and daily commission, the multi-seller catalogue, and the live payment-provider switch. </w:t>
-      </w:r>
-    </w:p>
-    <w:p>
-      <w:pPr>
-        <w:pStyle w:val="BodyText"/>
-        <w:numPr>
-          <w:ilvl w:val="0"/>
-          <w:numId w:val="2"/>
-        </w:numPr>
-        <w:tabs>
-          <w:tab w:val="clear" w:pos="1134"/>
-          <w:tab w:val="left" w:pos="709" w:leader="none"/>
-        </w:tabs>
-        <w:bidi w:val="0"/>
-        <w:spacing w:before="0" w:after="0"/>
-        <w:ind w:hanging="283" w:left="709"/>
-        <w:jc w:val="left"/>
-        <w:rPr/>
-      </w:pPr>
-      <w:r>
-        <w:rPr>
-          <w:rStyle w:val="Strong"/>
-        </w:rPr>
-        <w:t>Ledger coverage:</w:t>
-      </w:r>
-      <w:r>
-        <w:rPr/>
-        <w:t xml:space="preserve"> the ledger currently records </w:t>
-      </w:r>
-      <w:r>
-        <w:rPr>
-          <w:rStyle w:val="Strong"/>
-        </w:rPr>
-        <w:t>product orders only</w:t>
-      </w:r>
-      <w:r>
-        <w:rPr/>
-        <w:t xml:space="preserve">. Services, events and stays follow the same release model (Section 5.3) but are not yet ledger-backed. </w:t>
-      </w:r>
-    </w:p>
-    <w:p>
-      <w:pPr>
-        <w:pStyle w:val="BodyText"/>
-        <w:numPr>
-          <w:ilvl w:val="0"/>
-          <w:numId w:val="2"/>
-        </w:numPr>
-        <w:tabs>
-          <w:tab w:val="clear" w:pos="1134"/>
-          <w:tab w:val="left" w:pos="709" w:leader="none"/>
-        </w:tabs>
-        <w:bidi w:val="0"/>
-        <w:spacing w:before="0" w:after="0"/>
-        <w:ind w:hanging="283" w:left="709"/>
-        <w:jc w:val="left"/>
-        <w:rPr/>
-      </w:pPr>
-      <w:r>
-        <w:rPr>
-          <w:rStyle w:val="Strong"/>
-        </w:rPr>
-        <w:t>Provider integration:</w:t>
-      </w:r>
-      <w:r>
-        <w:rPr/>
-        <w:t xml:space="preserve"> an integration with a hosted-checkout payment provider exists in code, </w:t>
-      </w:r>
-      <w:r>
-        <w:rPr>
-          <w:rStyle w:val="Strong"/>
-        </w:rPr>
-        <w:t>has never been run against a live or sandbox provider account</w:t>
-      </w:r>
-      <w:r>
-        <w:rPr/>
-        <w:t xml:space="preserve"> [[confirm still true at submission]], and is switched off. It will not be enabled without Provider credentials and, we understand, BOG clearance. </w:t>
+        <w:t>Known limitations:</w:t>
+      </w:r>
+      <w:r>
+        <w:rPr/>
+        <w:t xml:space="preserve"> the </w:t>
+      </w:r>
+      <w:r>
+        <w:rPr>
+          <w:rStyle w:val="Emphasis"/>
+        </w:rPr>
+        <w:t>Technical and Controls Summary</w:t>
+      </w:r>
+      <w:r>
+        <w:rPr/>
+        <w:t xml:space="preserve"> (Section 12) lists, as a table, every open item we know of that must be closed before any switch is turned on, including the absence of a wallet balance cap and the treatment of newly topped-up funds (Section 5.4). </w:t>
       </w:r>
     </w:p>
     <w:p>
@@ -2509,7 +2601,7 @@
       </w:r>
       <w:r>
         <w:rPr/>
-        <w:t xml:space="preserve"> from the customer's attached mobile money number, via the partner's collection. </w:t>
+        <w:t xml:space="preserve"> through the Provider's hosted checkout by mobile money. (A stored "attached" number is not yet built.) A top-up is credited only when the Provider confirms it. </w:t>
       </w:r>
     </w:p>
     <w:p>
@@ -2537,7 +2629,7 @@
       </w:r>
       <w:r>
         <w:rPr/>
-        <w:t xml:space="preserve"> directly by mobile money or from the wallet. </w:t>
+        <w:t xml:space="preserve"> directly by mobile money or from the wallet. A wallet payment must cover the whole order; there is no split payment. </w:t>
       </w:r>
     </w:p>
     <w:p>
@@ -2646,13 +2738,89 @@
           <w:tab w:val="left" w:pos="709" w:leader="none"/>
         </w:tabs>
         <w:bidi w:val="0"/>
+        <w:spacing w:before="0" w:after="0"/>
         <w:ind w:hanging="283" w:left="709"/>
         <w:jc w:val="left"/>
         <w:rPr/>
       </w:pPr>
       <w:r>
-        <w:rPr/>
-        <w:t xml:space="preserve">[[Decision needed: maximum wallet balance, single-transaction limit and daily limit. BOG guidance on tiered KYC limits for stored-value accounts is requested; see Q2.]] </w:t>
+        <w:rPr>
+          <w:rStyle w:val="Strong"/>
+        </w:rPr>
+        <w:t>Limits today:</w:t>
+      </w:r>
+      <w:r>
+        <w:rPr/>
+        <w:t xml:space="preserve"> there is </w:t>
+      </w:r>
+      <w:r>
+        <w:rPr>
+          <w:rStyle w:val="Strong"/>
+        </w:rPr>
+        <w:t>no cap on wallet balance</w:t>
+      </w:r>
+      <w:r>
+        <w:rPr/>
+        <w:t xml:space="preserve"> and no limit on top-ups. Withdrawals are limited per withdrawal and per day, both governed settings (starting values GHS 5,000 and GHS 10,000 respectively [[confirm]]). </w:t>
+      </w:r>
+    </w:p>
+    <w:p>
+      <w:pPr>
+        <w:pStyle w:val="BodyText"/>
+        <w:numPr>
+          <w:ilvl w:val="0"/>
+          <w:numId w:val="5"/>
+        </w:numPr>
+        <w:tabs>
+          <w:tab w:val="clear" w:pos="1134"/>
+          <w:tab w:val="left" w:pos="709" w:leader="none"/>
+        </w:tabs>
+        <w:bidi w:val="0"/>
+        <w:spacing w:before="0" w:after="0"/>
+        <w:ind w:hanging="283" w:left="709"/>
+        <w:jc w:val="left"/>
+        <w:rPr/>
+      </w:pPr>
+      <w:r>
+        <w:rPr>
+          <w:rStyle w:val="Strong"/>
+        </w:rPr>
+        <w:t>Topped-up funds can currently be withdrawn at once.</w:t>
+      </w:r>
+      <w:r>
+        <w:rPr/>
+        <w:t xml:space="preserve"> A mobile-money reversal after a withdrawal could therefore cost AshantiHub money, and the wallet could be used to move money that never funded an order. We propose a </w:t>
+      </w:r>
+      <w:r>
+        <w:rPr>
+          <w:rStyle w:val="Strong"/>
+        </w:rPr>
+        <w:t>hold period on newly topped-up funds</w:t>
+      </w:r>
+      <w:r>
+        <w:rPr/>
+        <w:t xml:space="preserve"> [[length to be decided]]. </w:t>
+      </w:r>
+    </w:p>
+    <w:p>
+      <w:pPr>
+        <w:pStyle w:val="BodyText"/>
+        <w:numPr>
+          <w:ilvl w:val="0"/>
+          <w:numId w:val="5"/>
+        </w:numPr>
+        <w:tabs>
+          <w:tab w:val="clear" w:pos="1134"/>
+          <w:tab w:val="left" w:pos="709" w:leader="none"/>
+        </w:tabs>
+        <w:bidi w:val="0"/>
+        <w:ind w:hanging="283" w:left="709"/>
+        <w:jc w:val="left"/>
+        <w:rPr/>
+      </w:pPr>
+      <w:r>
+        <w:rPr/>
+        <w:t xml:space="preserve">[[Decision needed: maximum wallet balance and top-up limits. BOG guidance on tiered KYC limits for stored-value accounts is requested; see Q2.]] </w:t>
       </w:r>
     </w:p>
     <w:p>
@@ -3375,8 +3543,8 @@
         </w:tblCellMar>
       </w:tblPr>
       <w:tblGrid>
-        <w:gridCol w:w="2188"/>
-        <w:gridCol w:w="8697"/>
+        <w:gridCol w:w="2182"/>
+        <w:gridCol w:w="8703"/>
       </w:tblGrid>
       <w:tr>
         <w:trPr>
@@ -3384,7 +3552,7 @@
         </w:trPr>
         <w:tc>
           <w:tcPr>
-            <w:tcW w:w="2188" w:type="dxa"/>
+            <w:tcW w:w="2182" w:type="dxa"/>
             <w:tcBorders>
               <w:top w:val="single" w:sz="6" w:space="0" w:color="808080"/>
               <w:left w:val="single" w:sz="6" w:space="0" w:color="808080"/>
@@ -3410,7 +3578,7 @@
         </w:tc>
         <w:tc>
           <w:tcPr>
-            <w:tcW w:w="8697" w:type="dxa"/>
+            <w:tcW w:w="8703" w:type="dxa"/>
             <w:tcBorders>
               <w:top w:val="single" w:sz="6" w:space="0" w:color="808080"/>
               <w:left w:val="single" w:sz="2" w:space="0" w:color="808080"/>
@@ -3439,7 +3607,7 @@
         <w:trPr/>
         <w:tc>
           <w:tcPr>
-            <w:tcW w:w="2188" w:type="dxa"/>
+            <w:tcW w:w="2182" w:type="dxa"/>
             <w:tcBorders>
               <w:left w:val="single" w:sz="6" w:space="0" w:color="808080"/>
               <w:bottom w:val="single" w:sz="2" w:space="0" w:color="808080"/>
@@ -3463,7 +3631,7 @@
         </w:tc>
         <w:tc>
           <w:tcPr>
-            <w:tcW w:w="8697" w:type="dxa"/>
+            <w:tcW w:w="8703" w:type="dxa"/>
             <w:tcBorders>
               <w:left w:val="single" w:sz="2" w:space="0" w:color="808080"/>
               <w:bottom w:val="single" w:sz="2" w:space="0" w:color="808080"/>
@@ -3490,7 +3658,7 @@
         <w:trPr/>
         <w:tc>
           <w:tcPr>
-            <w:tcW w:w="2188" w:type="dxa"/>
+            <w:tcW w:w="2182" w:type="dxa"/>
             <w:tcBorders>
               <w:left w:val="single" w:sz="6" w:space="0" w:color="808080"/>
               <w:bottom w:val="single" w:sz="2" w:space="0" w:color="808080"/>
@@ -3514,7 +3682,7 @@
         </w:tc>
         <w:tc>
           <w:tcPr>
-            <w:tcW w:w="8697" w:type="dxa"/>
+            <w:tcW w:w="8703" w:type="dxa"/>
             <w:tcBorders>
               <w:left w:val="single" w:sz="2" w:space="0" w:color="808080"/>
               <w:bottom w:val="single" w:sz="2" w:space="0" w:color="808080"/>
@@ -3541,7 +3709,7 @@
         <w:trPr/>
         <w:tc>
           <w:tcPr>
-            <w:tcW w:w="2188" w:type="dxa"/>
+            <w:tcW w:w="2182" w:type="dxa"/>
             <w:tcBorders>
               <w:left w:val="single" w:sz="6" w:space="0" w:color="808080"/>
               <w:bottom w:val="single" w:sz="2" w:space="0" w:color="808080"/>
@@ -3565,7 +3733,7 @@
         </w:tc>
         <w:tc>
           <w:tcPr>
-            <w:tcW w:w="8697" w:type="dxa"/>
+            <w:tcW w:w="8703" w:type="dxa"/>
             <w:tcBorders>
               <w:left w:val="single" w:sz="2" w:space="0" w:color="808080"/>
               <w:bottom w:val="single" w:sz="2" w:space="0" w:color="808080"/>
@@ -3583,7 +3751,17 @@
             </w:pPr>
             <w:r>
               <w:rPr/>
-              <w:t>Nightly automated comparison of the ledger with the partner's statement; differences flagged to Accounts [[reconciliation SLA to be agreed]]</w:t>
+              <w:t xml:space="preserve">Nightly, read-only comparison of the ledger with the Provider's statement by Provider reference, also checking </w:t>
+            </w:r>
+            <w:r>
+              <w:rPr>
+                <w:rStyle w:val="Emphasis"/>
+              </w:rPr>
+              <w:t>withdrawal in transit</w:t>
+            </w:r>
+            <w:r>
+              <w:rPr/>
+              <w:t xml:space="preserve"> against open withdrawals when no statement is available. A difference opens a fraud case for Accounts (one per day while open). A skipped check is never recorded as a match. A missed night is not yet caught up automatically [[reconciliation SLA to be agreed]]</w:t>
             </w:r>
           </w:p>
         </w:tc>
@@ -3592,7 +3770,7 @@
         <w:trPr/>
         <w:tc>
           <w:tcPr>
-            <w:tcW w:w="2188" w:type="dxa"/>
+            <w:tcW w:w="2182" w:type="dxa"/>
             <w:tcBorders>
               <w:left w:val="single" w:sz="6" w:space="0" w:color="808080"/>
               <w:bottom w:val="single" w:sz="2" w:space="0" w:color="808080"/>
@@ -3616,7 +3794,7 @@
         </w:tc>
         <w:tc>
           <w:tcPr>
-            <w:tcW w:w="8697" w:type="dxa"/>
+            <w:tcW w:w="8703" w:type="dxa"/>
             <w:tcBorders>
               <w:left w:val="single" w:sz="2" w:space="0" w:color="808080"/>
               <w:bottom w:val="single" w:sz="2" w:space="0" w:color="808080"/>
@@ -3643,7 +3821,7 @@
         <w:trPr/>
         <w:tc>
           <w:tcPr>
-            <w:tcW w:w="2188" w:type="dxa"/>
+            <w:tcW w:w="2182" w:type="dxa"/>
             <w:tcBorders>
               <w:left w:val="single" w:sz="6" w:space="0" w:color="808080"/>
               <w:bottom w:val="single" w:sz="2" w:space="0" w:color="808080"/>
@@ -3667,7 +3845,7 @@
         </w:tc>
         <w:tc>
           <w:tcPr>
-            <w:tcW w:w="8697" w:type="dxa"/>
+            <w:tcW w:w="8703" w:type="dxa"/>
             <w:tcBorders>
               <w:left w:val="single" w:sz="2" w:space="0" w:color="808080"/>
               <w:bottom w:val="single" w:sz="2" w:space="0" w:color="808080"/>
@@ -3694,7 +3872,7 @@
         <w:trPr/>
         <w:tc>
           <w:tcPr>
-            <w:tcW w:w="2188" w:type="dxa"/>
+            <w:tcW w:w="2182" w:type="dxa"/>
             <w:tcBorders>
               <w:left w:val="single" w:sz="6" w:space="0" w:color="808080"/>
               <w:bottom w:val="single" w:sz="2" w:space="0" w:color="808080"/>
@@ -3718,7 +3896,7 @@
         </w:tc>
         <w:tc>
           <w:tcPr>
-            <w:tcW w:w="8697" w:type="dxa"/>
+            <w:tcW w:w="8703" w:type="dxa"/>
             <w:tcBorders>
               <w:left w:val="single" w:sz="2" w:space="0" w:color="808080"/>
               <w:bottom w:val="single" w:sz="2" w:space="0" w:color="808080"/>
@@ -3745,7 +3923,7 @@
         <w:trPr/>
         <w:tc>
           <w:tcPr>
-            <w:tcW w:w="2188" w:type="dxa"/>
+            <w:tcW w:w="2182" w:type="dxa"/>
             <w:tcBorders>
               <w:left w:val="single" w:sz="6" w:space="0" w:color="808080"/>
               <w:bottom w:val="single" w:sz="2" w:space="0" w:color="808080"/>
@@ -3769,7 +3947,7 @@
         </w:tc>
         <w:tc>
           <w:tcPr>
-            <w:tcW w:w="8697" w:type="dxa"/>
+            <w:tcW w:w="8703" w:type="dxa"/>
             <w:tcBorders>
               <w:left w:val="single" w:sz="2" w:space="0" w:color="808080"/>
               <w:bottom w:val="single" w:sz="2" w:space="0" w:color="808080"/>
@@ -3796,7 +3974,7 @@
         <w:trPr/>
         <w:tc>
           <w:tcPr>
-            <w:tcW w:w="2188" w:type="dxa"/>
+            <w:tcW w:w="2182" w:type="dxa"/>
             <w:tcBorders>
               <w:left w:val="single" w:sz="6" w:space="0" w:color="808080"/>
               <w:bottom w:val="single" w:sz="2" w:space="0" w:color="808080"/>
@@ -3820,7 +3998,7 @@
         </w:tc>
         <w:tc>
           <w:tcPr>
-            <w:tcW w:w="8697" w:type="dxa"/>
+            <w:tcW w:w="8703" w:type="dxa"/>
             <w:tcBorders>
               <w:left w:val="single" w:sz="2" w:space="0" w:color="808080"/>
               <w:bottom w:val="single" w:sz="2" w:space="0" w:color="808080"/>
@@ -3847,7 +4025,7 @@
         <w:trPr/>
         <w:tc>
           <w:tcPr>
-            <w:tcW w:w="2188" w:type="dxa"/>
+            <w:tcW w:w="2182" w:type="dxa"/>
             <w:tcBorders>
               <w:left w:val="single" w:sz="6" w:space="0" w:color="808080"/>
               <w:bottom w:val="single" w:sz="2" w:space="0" w:color="808080"/>
@@ -3871,7 +4049,7 @@
         </w:tc>
         <w:tc>
           <w:tcPr>
-            <w:tcW w:w="8697" w:type="dxa"/>
+            <w:tcW w:w="8703" w:type="dxa"/>
             <w:tcBorders>
               <w:left w:val="single" w:sz="2" w:space="0" w:color="808080"/>
               <w:bottom w:val="single" w:sz="2" w:space="0" w:color="808080"/>
@@ -3898,7 +4076,7 @@
         <w:trPr/>
         <w:tc>
           <w:tcPr>
-            <w:tcW w:w="2188" w:type="dxa"/>
+            <w:tcW w:w="2182" w:type="dxa"/>
             <w:tcBorders>
               <w:left w:val="single" w:sz="6" w:space="0" w:color="808080"/>
               <w:bottom w:val="single" w:sz="2" w:space="0" w:color="808080"/>
@@ -3922,7 +4100,7 @@
         </w:tc>
         <w:tc>
           <w:tcPr>
-            <w:tcW w:w="8697" w:type="dxa"/>
+            <w:tcW w:w="8703" w:type="dxa"/>
             <w:tcBorders>
               <w:left w:val="single" w:sz="2" w:space="0" w:color="808080"/>
               <w:bottom w:val="single" w:sz="2" w:space="0" w:color="808080"/>
@@ -3949,7 +4127,7 @@
         <w:trPr/>
         <w:tc>
           <w:tcPr>
-            <w:tcW w:w="2188" w:type="dxa"/>
+            <w:tcW w:w="2182" w:type="dxa"/>
             <w:tcBorders>
               <w:left w:val="single" w:sz="6" w:space="0" w:color="808080"/>
               <w:bottom w:val="single" w:sz="2" w:space="0" w:color="808080"/>
@@ -3973,7 +4151,7 @@
         </w:tc>
         <w:tc>
           <w:tcPr>
-            <w:tcW w:w="8697" w:type="dxa"/>
+            <w:tcW w:w="8703" w:type="dxa"/>
             <w:tcBorders>
               <w:left w:val="single" w:sz="2" w:space="0" w:color="808080"/>
               <w:bottom w:val="single" w:sz="2" w:space="0" w:color="808080"/>
@@ -4000,7 +4178,7 @@
         <w:trPr/>
         <w:tc>
           <w:tcPr>
-            <w:tcW w:w="2188" w:type="dxa"/>
+            <w:tcW w:w="2182" w:type="dxa"/>
             <w:tcBorders>
               <w:left w:val="single" w:sz="6" w:space="0" w:color="808080"/>
               <w:bottom w:val="single" w:sz="2" w:space="0" w:color="808080"/>
@@ -4024,7 +4202,7 @@
         </w:tc>
         <w:tc>
           <w:tcPr>
-            <w:tcW w:w="8697" w:type="dxa"/>
+            <w:tcW w:w="8703" w:type="dxa"/>
             <w:tcBorders>
               <w:left w:val="single" w:sz="2" w:space="0" w:color="808080"/>
               <w:bottom w:val="single" w:sz="2" w:space="0" w:color="808080"/>
@@ -4051,7 +4229,7 @@
         <w:trPr/>
         <w:tc>
           <w:tcPr>
-            <w:tcW w:w="2188" w:type="dxa"/>
+            <w:tcW w:w="2182" w:type="dxa"/>
             <w:tcBorders>
               <w:left w:val="single" w:sz="6" w:space="0" w:color="808080"/>
               <w:bottom w:val="single" w:sz="2" w:space="0" w:color="808080"/>
@@ -4075,7 +4253,7 @@
         </w:tc>
         <w:tc>
           <w:tcPr>
-            <w:tcW w:w="8697" w:type="dxa"/>
+            <w:tcW w:w="8703" w:type="dxa"/>
             <w:tcBorders>
               <w:left w:val="single" w:sz="2" w:space="0" w:color="808080"/>
               <w:bottom w:val="single" w:sz="2" w:space="0" w:color="808080"/>
@@ -4102,7 +4280,7 @@
         <w:trPr/>
         <w:tc>
           <w:tcPr>
-            <w:tcW w:w="2188" w:type="dxa"/>
+            <w:tcW w:w="2182" w:type="dxa"/>
             <w:tcBorders>
               <w:left w:val="single" w:sz="6" w:space="0" w:color="808080"/>
               <w:bottom w:val="single" w:sz="6" w:space="0" w:color="808080"/>
@@ -4126,7 +4304,7 @@
         </w:tc>
         <w:tc>
           <w:tcPr>
-            <w:tcW w:w="8697" w:type="dxa"/>
+            <w:tcW w:w="8703" w:type="dxa"/>
             <w:tcBorders>
               <w:left w:val="single" w:sz="2" w:space="0" w:color="808080"/>
               <w:bottom w:val="single" w:sz="6" w:space="0" w:color="808080"/>
@@ -4181,7 +4359,41 @@
       </w:r>
       <w:r>
         <w:rPr/>
-        <w:t xml:space="preserve"> when the account name returned by the network or bank matches the user's verified name and the owner confirms by OTP. It then observes the cooling period before it can receive money. Withdrawals are charged to the user at the partner's cost.</w:t>
+        <w:t xml:space="preserve"> when the account name returned by the network or bank matches the user's verified name (compared as a set of words) and the owner confirms by OTP. It then observes the cooling period (default 24 hours) before it can receive money. A destination is never edited: a change is a removal and a new addition, which restarts the cooling period, and every addition and removal notifies the holder. Withdrawals are charged to the user at the Provider's cost.</w:t>
+      </w:r>
+    </w:p>
+    <w:p>
+      <w:pPr>
+        <w:pStyle w:val="BodyText"/>
+        <w:bidi w:val="0"/>
+        <w:jc w:val="left"/>
+        <w:rPr/>
+      </w:pPr>
+      <w:r>
+        <w:rPr/>
+        <w:t xml:space="preserve">For vendors the matched name is the KYC-verified owner or business name. </w:t>
+      </w:r>
+      <w:r>
+        <w:rPr>
+          <w:rStyle w:val="Strong"/>
+        </w:rPr>
+        <w:t>For customers the matched name is the profile name, which is self-declared</w:t>
+      </w:r>
+      <w:r>
+        <w:rPr/>
+        <w:t>, so this check is weaker for customers than for vendors. We propose to require a code for a name change, restart the cooling period on a rename, or introduce customer KYC [[decision pending; see Q5]].</w:t>
+      </w:r>
+    </w:p>
+    <w:p>
+      <w:pPr>
+        <w:pStyle w:val="BodyText"/>
+        <w:bidi w:val="0"/>
+        <w:jc w:val="left"/>
+        <w:rPr/>
+      </w:pPr>
+      <w:r>
+        <w:rPr/>
+        <w:t>Each withdrawal is sent once, is amount-checked against what the Provider reports, and a Provider report that contradicts our record (for example "paid" after we returned the money) opens a fraud case and posts nothing. Staff can fail a stuck withdrawal only after asking the Provider.</w:t>
       </w:r>
     </w:p>
     <w:p>
@@ -4946,6 +5158,60 @@
           <w:tab w:val="left" w:pos="709" w:leader="none"/>
         </w:tabs>
         <w:bidi w:val="0"/>
+        <w:spacing w:before="0" w:after="0"/>
+        <w:ind w:hanging="283" w:left="709"/>
+        <w:jc w:val="left"/>
+        <w:rPr/>
+      </w:pPr>
+      <w:r>
+        <w:rPr/>
+        <w:t xml:space="preserve">G. Business-continuity and information-security summary [[to prepare]] </w:t>
+      </w:r>
+    </w:p>
+    <w:p>
+      <w:pPr>
+        <w:pStyle w:val="BodyText"/>
+        <w:numPr>
+          <w:ilvl w:val="0"/>
+          <w:numId w:val="10"/>
+        </w:numPr>
+        <w:tabs>
+          <w:tab w:val="clear" w:pos="1134"/>
+          <w:tab w:val="left" w:pos="709" w:leader="none"/>
+        </w:tabs>
+        <w:bidi w:val="0"/>
+        <w:spacing w:before="0" w:after="0"/>
+        <w:ind w:hanging="283" w:left="709"/>
+        <w:jc w:val="left"/>
+        <w:rPr/>
+      </w:pPr>
+      <w:r>
+        <w:rPr/>
+        <w:t>H. Technical and Controls Summary (</w:t>
+      </w:r>
+      <w:r>
+        <w:rPr>
+          <w:rStyle w:val="SourceText"/>
+        </w:rPr>
+        <w:t>TECHNICAL_AND_CONTROLS_SUMMARY</w:t>
+      </w:r>
+      <w:r>
+        <w:rPr/>
+        <w:t xml:space="preserve">) </w:t>
+      </w:r>
+    </w:p>
+    <w:p>
+      <w:pPr>
+        <w:pStyle w:val="BodyText"/>
+        <w:numPr>
+          <w:ilvl w:val="0"/>
+          <w:numId w:val="10"/>
+        </w:numPr>
+        <w:tabs>
+          <w:tab w:val="clear" w:pos="1134"/>
+          <w:tab w:val="left" w:pos="709" w:leader="none"/>
+        </w:tabs>
+        <w:bidi w:val="0"/>
         <w:spacing w:before="0" w:after="283"/>
         <w:ind w:hanging="283" w:left="709"/>
         <w:jc w:val="left"/>
@@ -4953,7 +5219,17 @@
       </w:pPr>
       <w:r>
         <w:rPr/>
-        <w:t xml:space="preserve">G. Business-continuity and information-security summary [[to prepare]] </w:t>
+        <w:t>I. Terms of Service and Wallet Terms for customers and vendors (</w:t>
+      </w:r>
+      <w:r>
+        <w:rPr>
+          <w:rStyle w:val="SourceText"/>
+        </w:rPr>
+        <w:t>TERMS_OF_SERVICE_AND_WALLET_TERMS</w:t>
+      </w:r>
+      <w:r>
+        <w:rPr/>
+        <w:t xml:space="preserve">; draft, legal review required) </w:t>
       </w:r>
     </w:p>
     <w:sectPr>
@@ -6608,11 +6884,6 @@
       <w:rFonts w:ascii="OpenSymbol" w:hAnsi="OpenSymbol" w:eastAsia="OpenSymbol" w:cs="OpenSymbol"/>
     </w:rPr>
   </w:style>
-  <w:style w:type="character" w:styleId="NumberingSymbols">
-    <w:name w:val="Numbering Symbols"/>
-    <w:qFormat/>
-    <w:rPr/>
-  </w:style>
   <w:style w:type="character" w:styleId="Emphasis">
     <w:name w:val="Emphasis"/>
     <w:qFormat/>
@@ -6620,6 +6891,11 @@
       <w:i/>
       <w:iCs/>
     </w:rPr>
+  </w:style>
+  <w:style w:type="character" w:styleId="NumberingSymbols">
+    <w:name w:val="Numbering Symbols"/>
+    <w:qFormat/>
+    <w:rPr/>
   </w:style>
   <w:style w:type="paragraph" w:styleId="HorizontalLine">
     <w:name w:val="Horizontal Line"/>
